--- a/av/AV03/mca_orientacoes_a3.docx
+++ b/av/AV03/mca_orientacoes_a3.docx
@@ -238,7 +238,7 @@
           <w:sz w:val="28"/>
           <w:szCs w:val="28"/>
         </w:rPr>
-        <w:t>.</w:t>
+        <w:t xml:space="preserve"> (ou outra linguagem de domínio do grupo)</w:t>
       </w:r>
     </w:p>
     <w:p>
@@ -1008,7 +1008,15 @@
           <w:sz w:val="28"/>
           <w:szCs w:val="28"/>
         </w:rPr>
-        <w:t xml:space="preserve"> Pode utilizar I.A. para mesclar o conhecimento da área em que você trabalha com Matemática </w:t>
+        <w:t xml:space="preserve"> Pode utilizar I.A. para mesclar o conhecimento da área em que você trabalha com Matemática</w:t>
+      </w:r>
+      <w:r>
+        <w:rPr>
+          <w:rFonts w:ascii="Roboto" w:hAnsi="Roboto"/>
+          <w:sz w:val="28"/>
+          <w:szCs w:val="28"/>
+        </w:rPr>
+        <w:t xml:space="preserve"> </w:t>
       </w:r>
       <w:r>
         <w:rPr>

--- a/av/AV03/mca_orientacoes_a3.docx
+++ b/av/AV03/mca_orientacoes_a3.docx
@@ -1633,7 +1633,7 @@
         <w:noProof/>
       </w:rPr>
       <w:drawing>
-        <wp:anchor distT="0" distB="0" distL="114300" distR="114300" simplePos="0" relativeHeight="251659264" behindDoc="1" locked="0" layoutInCell="1" allowOverlap="1" wp14:anchorId="6F13ACEA" wp14:editId="20F1C8CA">
+        <wp:anchor distT="0" distB="0" distL="114300" distR="114300" simplePos="0" relativeHeight="251659264" behindDoc="1" locked="0" layoutInCell="1" allowOverlap="1" wp14:anchorId="6F13ACEA" wp14:editId="7BA71760">
           <wp:simplePos x="0" y="0"/>
           <wp:positionH relativeFrom="margin">
             <wp:align>right</wp:align>
@@ -1652,7 +1652,7 @@
             <a:graphicData uri="http://schemas.openxmlformats.org/drawingml/2006/picture">
               <pic:pic xmlns:pic="http://schemas.openxmlformats.org/drawingml/2006/picture">
                 <pic:nvPicPr>
-                  <pic:cNvPr id="0" name="Picture 1"/>
+                  <pic:cNvPr id="1" name="Imagem 1"/>
                   <pic:cNvPicPr>
                     <a:picLocks noChangeAspect="1" noChangeArrowheads="1"/>
                   </pic:cNvPicPr>
@@ -1665,7 +1665,6 @@
                       </a:ext>
                     </a:extLst>
                   </a:blip>
-                  <a:srcRect/>
                   <a:stretch>
                     <a:fillRect/>
                   </a:stretch>
